--- a/infosreda-tech-means.docx
+++ b/infosreda-tech-means.docx
@@ -1185,7 +1185,7 @@
           <w:szCs w:val="24"/>
           <w:lang w:val="ru-RU"/>
         </w:rPr>
-        <w:t xml:space="preserve">Компиляция исходного кода программного обеспечения производится на серверах ООО «Познайкино».</w:t>
+        <w:t xml:space="preserve">Компиляция исходного кода программного обеспечения производится на арендованном виртуальном сервере (VPS) провайдера Hostkey, размещённом в центре обработки данных на территории Российской Федерации. Адрес центра обработки данных указан в разделе «Технические средства хранения объектного кода».</w:t>
       </w:r>
     </w:p>
     <w:p>
@@ -1576,7 +1576,7 @@
           <w:szCs w:val="24"/>
           <w:lang w:val="ru-RU"/>
         </w:rPr>
-        <w:t xml:space="preserve">Для хранения объектного кода используется сетевой NAS в локальной сети организации.</w:t>
+        <w:t xml:space="preserve">Для хранения объектного кода используется тот же арендованный виртуальный сервер (VPS) провайдера Hostkey: сформированные в результате компиляции дистрибутивы размещаются в выделенном каталоге сборок.</w:t>
       </w:r>
     </w:p>
     <w:p>
@@ -1586,6 +1586,71 @@
           <w:lang w:val="ru-RU"/>
         </w:rPr>
       </w:pPr>
+    </w:p>
+    <w:p>
+      <w:pPr>
+        <w:spacing w:before="260" w:line="265" w:lineRule="exact"/>
+        <w:ind w:left="851" w:right="643"/>
+        <w:rPr>
+          <w:rFonts w:ascii="Times New Roman" w:hAnsi="Times New Roman" w:cs="Times New Roman"/>
+          <w:color w:val="000000"/>
+          <w:sz w:val="24"/>
+          <w:szCs w:val="24"/>
+          <w:lang w:val="ru-RU"/>
+        </w:rPr>
+      </w:pPr>
+      <w:r>
+        <w:rPr>
+          <w:rFonts w:ascii="Times New Roman" w:hAnsi="Times New Roman" w:cs="Times New Roman"/>
+          <w:color w:val="000000"/>
+          <w:sz w:val="24"/>
+          <w:szCs w:val="24"/>
+          <w:lang w:val="ru-RU"/>
+        </w:rPr>
+        <w:t>Места нахождения центров обработки данн</w:t>
+      </w:r>
+      <w:r>
+        <w:rPr>
+          <w:rFonts w:ascii="Times New Roman" w:hAnsi="Times New Roman" w:cs="Times New Roman"/>
+          <w:color w:val="000000"/>
+          <w:spacing w:val="-3"/>
+          <w:sz w:val="24"/>
+          <w:szCs w:val="24"/>
+          <w:lang w:val="ru-RU"/>
+        </w:rPr>
+        <w:t>ы</w:t>
+      </w:r>
+      <w:r>
+        <w:rPr>
+          <w:rFonts w:ascii="Times New Roman" w:hAnsi="Times New Roman" w:cs="Times New Roman"/>
+          <w:color w:val="000000"/>
+          <w:sz w:val="24"/>
+          <w:szCs w:val="24"/>
+          <w:lang w:val="ru-RU"/>
+        </w:rPr>
+        <w:t>х, где размещены соответств</w:t>
+      </w:r>
+      <w:r>
+        <w:rPr>
+          <w:rFonts w:ascii="Times New Roman" w:hAnsi="Times New Roman" w:cs="Times New Roman"/>
+          <w:color w:val="000000"/>
+          <w:spacing w:val="-5"/>
+          <w:sz w:val="24"/>
+          <w:szCs w:val="24"/>
+          <w:lang w:val="ru-RU"/>
+        </w:rPr>
+        <w:t>у</w:t>
+      </w:r>
+      <w:r>
+        <w:rPr>
+          <w:rFonts w:ascii="Times New Roman" w:hAnsi="Times New Roman" w:cs="Times New Roman"/>
+          <w:color w:val="000000"/>
+          <w:sz w:val="24"/>
+          <w:szCs w:val="24"/>
+          <w:lang w:val="ru-RU"/>
+        </w:rPr>
+        <w:t xml:space="preserve">ющие технические средства:  </w:t>
+      </w:r>
     </w:p>
     <w:p>
       <w:pPr>
@@ -1597,6 +1662,37 @@
           <w:lang w:val="ru-RU"/>
         </w:rPr>
       </w:pPr>
+    </w:p>
+    <w:p>
+      <w:pPr>
+        <w:pStyle w:val="a4"/>
+        <w:numPr>
+          <w:ilvl w:val="0"/>
+          <w:numId w:val="3"/>
+        </w:numPr>
+        <w:tabs>
+          <w:tab w:val="left" w:pos="1141"/>
+        </w:tabs>
+        <w:spacing w:before="240" w:line="293" w:lineRule="exact"/>
+        <w:rPr>
+          <w:rFonts w:ascii="Times New Roman" w:hAnsi="Times New Roman" w:cs="Times New Roman"/>
+          <w:color w:val="000000"/>
+          <w:sz w:val="24"/>
+          <w:szCs w:val="24"/>
+          <w:lang w:val="ru-RU"/>
+        </w:rPr>
+      </w:pPr>
+      <w:r>
+        <w:rPr>
+          <w:rFonts w:ascii="Times New Roman" w:hAnsi="Times New Roman" w:cs="Times New Roman"/>
+          <w:color w:val="000000"/>
+          <w:sz w:val="24"/>
+          <w:szCs w:val="24"/>
+          <w:lang w:val="ru-RU"/>
+          <w:highlight w:val="yellow"/>
+        </w:rPr>
+        <w:t xml:space="preserve">указать адрес центра обработки данных по договору с Hostkey</w:t>
+      </w:r>
     </w:p>
     <w:p>
       <w:pPr>
